--- a/Project outline.docx
+++ b/Project outline.docx
@@ -199,10 +199,7 @@
               <w:ind w:left="283"/>
             </w:pPr>
             <w:r>
-              <w:t>Each time the game is started the murderer is randomized with randomized set of information</w:t>
-            </w:r>
-            <w:r>
-              <w:t xml:space="preserve">. The player will be </w:t>
+              <w:t xml:space="preserve">Each time the game is started the murderer is randomized with randomized set of information. The player will be </w:t>
             </w:r>
             <w:r>
               <w:t xml:space="preserve">given </w:t>
@@ -312,6 +309,90 @@
               <w:spacing w:before="200"/>
               <w:ind w:left="283"/>
             </w:pPr>
+          </w:p>
+        </w:tc>
+      </w:tr>
+      <w:tr>
+        <w:tc>
+          <w:tcPr>
+            <w:tcW w:w="9242" w:type="dxa"/>
+          </w:tcPr>
+          <w:p>
+            <w:pPr>
+              <w:spacing w:before="200"/>
+              <w:ind w:left="283"/>
+              <w:rPr>
+                <w:b/>
+                <w:bCs/>
+              </w:rPr>
+            </w:pPr>
+            <w:r>
+              <w:rPr>
+                <w:b/>
+                <w:bCs/>
+              </w:rPr>
+              <w:t>Win Condition</w:t>
+            </w:r>
+          </w:p>
+        </w:tc>
+      </w:tr>
+      <w:tr>
+        <w:tc>
+          <w:tcPr>
+            <w:tcW w:w="9242" w:type="dxa"/>
+          </w:tcPr>
+          <w:p>
+            <w:pPr>
+              <w:spacing w:before="200"/>
+              <w:ind w:left="283"/>
+            </w:pPr>
+            <w:r>
+              <w:t xml:space="preserve">You </w:t>
+            </w:r>
+            <w:r>
+              <w:t>must</w:t>
+            </w:r>
+            <w:r>
+              <w:t xml:space="preserve"> </w:t>
+            </w:r>
+            <w:r>
+              <w:t>gather evidence support your idea of who the killer is, and based on if the player is correct or not can give one of 2 endings:</w:t>
+            </w:r>
+          </w:p>
+          <w:p>
+            <w:pPr>
+              <w:pStyle w:val="ListParagraph"/>
+              <w:numPr>
+                <w:ilvl w:val="0"/>
+                <w:numId w:val="2"/>
+              </w:numPr>
+              <w:spacing w:before="200"/>
+            </w:pPr>
+            <w:r>
+              <w:t>Good ending, you found the killer and they are put away</w:t>
+            </w:r>
+          </w:p>
+          <w:p>
+            <w:pPr>
+              <w:spacing w:before="200"/>
+              <w:ind w:left="643"/>
+            </w:pPr>
+          </w:p>
+          <w:p>
+            <w:pPr>
+              <w:pStyle w:val="ListParagraph"/>
+              <w:numPr>
+                <w:ilvl w:val="0"/>
+                <w:numId w:val="2"/>
+              </w:numPr>
+              <w:spacing w:before="200"/>
+            </w:pPr>
+            <w:r>
+              <w:t xml:space="preserve">Bad ending, </w:t>
+            </w:r>
+            <w:r>
+              <w:t>you put an innocent person into prison and are eventually killed by the real killer.</w:t>
+            </w:r>
           </w:p>
         </w:tc>
       </w:tr>
@@ -442,8 +523,124 @@
       </w:rPr>
     </w:lvl>
   </w:abstractNum>
+  <w:abstractNum w:abstractNumId="1" w15:restartNumberingAfterBreak="0">
+    <w:nsid w:val="18F82284"/>
+    <w:multiLevelType w:val="hybridMultilevel"/>
+    <w:tmpl w:val="97949348"/>
+    <w:lvl w:ilvl="0" w:tplc="08090001">
+      <w:start w:val="1"/>
+      <w:numFmt w:val="bullet"/>
+      <w:lvlText w:val=""/>
+      <w:lvlJc w:val="left"/>
+      <w:pPr>
+        <w:ind w:left="1003" w:hanging="360"/>
+      </w:pPr>
+      <w:rPr>
+        <w:rFonts w:ascii="Symbol" w:hAnsi="Symbol" w:hint="default"/>
+      </w:rPr>
+    </w:lvl>
+    <w:lvl w:ilvl="1" w:tplc="08090003" w:tentative="1">
+      <w:start w:val="1"/>
+      <w:numFmt w:val="bullet"/>
+      <w:lvlText w:val="o"/>
+      <w:lvlJc w:val="left"/>
+      <w:pPr>
+        <w:ind w:left="1723" w:hanging="360"/>
+      </w:pPr>
+      <w:rPr>
+        <w:rFonts w:ascii="Courier New" w:hAnsi="Courier New" w:cs="Courier New" w:hint="default"/>
+      </w:rPr>
+    </w:lvl>
+    <w:lvl w:ilvl="2" w:tplc="08090005" w:tentative="1">
+      <w:start w:val="1"/>
+      <w:numFmt w:val="bullet"/>
+      <w:lvlText w:val=""/>
+      <w:lvlJc w:val="left"/>
+      <w:pPr>
+        <w:ind w:left="2443" w:hanging="360"/>
+      </w:pPr>
+      <w:rPr>
+        <w:rFonts w:ascii="Wingdings" w:hAnsi="Wingdings" w:hint="default"/>
+      </w:rPr>
+    </w:lvl>
+    <w:lvl w:ilvl="3" w:tplc="08090001" w:tentative="1">
+      <w:start w:val="1"/>
+      <w:numFmt w:val="bullet"/>
+      <w:lvlText w:val=""/>
+      <w:lvlJc w:val="left"/>
+      <w:pPr>
+        <w:ind w:left="3163" w:hanging="360"/>
+      </w:pPr>
+      <w:rPr>
+        <w:rFonts w:ascii="Symbol" w:hAnsi="Symbol" w:hint="default"/>
+      </w:rPr>
+    </w:lvl>
+    <w:lvl w:ilvl="4" w:tplc="08090003" w:tentative="1">
+      <w:start w:val="1"/>
+      <w:numFmt w:val="bullet"/>
+      <w:lvlText w:val="o"/>
+      <w:lvlJc w:val="left"/>
+      <w:pPr>
+        <w:ind w:left="3883" w:hanging="360"/>
+      </w:pPr>
+      <w:rPr>
+        <w:rFonts w:ascii="Courier New" w:hAnsi="Courier New" w:cs="Courier New" w:hint="default"/>
+      </w:rPr>
+    </w:lvl>
+    <w:lvl w:ilvl="5" w:tplc="08090005" w:tentative="1">
+      <w:start w:val="1"/>
+      <w:numFmt w:val="bullet"/>
+      <w:lvlText w:val=""/>
+      <w:lvlJc w:val="left"/>
+      <w:pPr>
+        <w:ind w:left="4603" w:hanging="360"/>
+      </w:pPr>
+      <w:rPr>
+        <w:rFonts w:ascii="Wingdings" w:hAnsi="Wingdings" w:hint="default"/>
+      </w:rPr>
+    </w:lvl>
+    <w:lvl w:ilvl="6" w:tplc="08090001" w:tentative="1">
+      <w:start w:val="1"/>
+      <w:numFmt w:val="bullet"/>
+      <w:lvlText w:val=""/>
+      <w:lvlJc w:val="left"/>
+      <w:pPr>
+        <w:ind w:left="5323" w:hanging="360"/>
+      </w:pPr>
+      <w:rPr>
+        <w:rFonts w:ascii="Symbol" w:hAnsi="Symbol" w:hint="default"/>
+      </w:rPr>
+    </w:lvl>
+    <w:lvl w:ilvl="7" w:tplc="08090003" w:tentative="1">
+      <w:start w:val="1"/>
+      <w:numFmt w:val="bullet"/>
+      <w:lvlText w:val="o"/>
+      <w:lvlJc w:val="left"/>
+      <w:pPr>
+        <w:ind w:left="6043" w:hanging="360"/>
+      </w:pPr>
+      <w:rPr>
+        <w:rFonts w:ascii="Courier New" w:hAnsi="Courier New" w:cs="Courier New" w:hint="default"/>
+      </w:rPr>
+    </w:lvl>
+    <w:lvl w:ilvl="8" w:tplc="08090005" w:tentative="1">
+      <w:start w:val="1"/>
+      <w:numFmt w:val="bullet"/>
+      <w:lvlText w:val=""/>
+      <w:lvlJc w:val="left"/>
+      <w:pPr>
+        <w:ind w:left="6763" w:hanging="360"/>
+      </w:pPr>
+      <w:rPr>
+        <w:rFonts w:ascii="Wingdings" w:hAnsi="Wingdings" w:hint="default"/>
+      </w:rPr>
+    </w:lvl>
+  </w:abstractNum>
   <w:num w:numId="1" w16cid:durableId="602498081">
     <w:abstractNumId w:val="0"/>
+  </w:num>
+  <w:num w:numId="2" w16cid:durableId="537552496">
+    <w:abstractNumId w:val="1"/>
   </w:num>
 </w:numbering>
 </file>
